--- a/testakten/gesellschaftsrecht-legal-english-frankfurt-startup/05-dd-red-flags-und-client-fragen.docx
+++ b/testakten/gesellschaftsrecht-legal-english-frankfurt-startup/05-dd-red-flags-und-client-fragen.docx
@@ -5,15 +5,25 @@
     <w:p>
       <w:pPr>
         <w:pStyle w:val="Heading1"/>
+        <w:spacing w:after="160" w:line="259" w:lineRule="auto"/>
       </w:pPr>
       <w:r>
+        <w:rPr>
+          <w:rFonts w:ascii="Times New Roman" w:hAnsi="Times New Roman"/>
+          <w:b/>
+          <w:sz w:val="28"/>
+        </w:rPr>
         <w:t>05 DD Red Flags und Client-Fragen</w:t>
       </w:r>
     </w:p>
-    <w:p/>
     <w:p>
       <w:pPr>
-        <w:spacing w:after="80"/>
+        <w:spacing w:line="259" w:lineRule="auto" w:after="60"/>
+      </w:pPr>
+    </w:p>
+    <w:p>
+      <w:pPr>
+        <w:spacing w:after="80" w:line="259" w:lineRule="auto"/>
         <w:jc w:val="both"/>
       </w:pPr>
       <w:r>
@@ -24,21 +34,44 @@
         <w:t>Dieses Dokument ist ein Working Draft des DD-Index aus dem virtuellen Datenraum "comet-moth-2026". Die Partnerin Adelheid von Westarp hat Hildemar K. beauftragt, jeden Befund mit (i) DD-Findung, (ii) Risiko-Einordnung, (iii) Frage an die Mandantin und (iv) möglichem Closing-Mechanismus zu versehen. Der Datenraumindex selbst hat über 600 Einträge; die nachfolgende Liste filtert die für das Series-A-Closing relevanten Befunde.</w:t>
       </w:r>
     </w:p>
-    <w:p/>
-    <w:p/>
-    <w:p/>
     <w:p>
       <w:pPr>
+        <w:spacing w:line="259" w:lineRule="auto" w:after="60"/>
+      </w:pPr>
+    </w:p>
+    <w:p>
+      <w:pPr>
+        <w:spacing w:line="259" w:lineRule="auto" w:after="60"/>
+      </w:pPr>
+    </w:p>
+    <w:p>
+      <w:pPr>
+        <w:spacing w:line="259" w:lineRule="auto" w:after="60"/>
+      </w:pPr>
+    </w:p>
+    <w:p>
+      <w:pPr>
         <w:pStyle w:val="Heading2"/>
+        <w:spacing w:before="120" w:after="60" w:line="259" w:lineRule="auto"/>
       </w:pPr>
       <w:r>
+        <w:rPr>
+          <w:rFonts w:ascii="Times New Roman" w:hAnsi="Times New Roman"/>
+          <w:b/>
+          <w:sz w:val="22"/>
+        </w:rPr>
         <w:t>A Datenraumstruktur (Auszug, Stand 20.05.2026)</w:t>
       </w:r>
     </w:p>
-    <w:p/>
     <w:p>
       <w:pPr>
+        <w:spacing w:line="259" w:lineRule="auto" w:after="60"/>
+      </w:pPr>
+    </w:p>
+    <w:p>
+      <w:pPr>
         <w:pStyle w:val="NoSpacing"/>
+        <w:spacing w:line="259" w:lineRule="auto" w:after="60"/>
       </w:pPr>
       <w:r>
         <w:rPr>
@@ -94,10 +127,14 @@
         <w:t>09_Data_Protection</w:t>
       </w:r>
     </w:p>
-    <w:p/>
     <w:p>
       <w:pPr>
-        <w:spacing w:after="80"/>
+        <w:spacing w:line="259" w:lineRule="auto" w:after="60"/>
+      </w:pPr>
+    </w:p>
+    <w:p>
+      <w:pPr>
+        <w:spacing w:after="80" w:line="259" w:lineRule="auto"/>
         <w:jc w:val="both"/>
       </w:pPr>
       <w:r>
@@ -108,27 +145,49 @@
         <w:t>Hildemar hat die für den Friday Call relevanten Funde in den nachfolgenden Abschnitten zusammengefasst. Die Quelle ist immer der Datenraum, nicht externe Datenbanken.</w:t>
       </w:r>
     </w:p>
-    <w:p/>
-    <w:p/>
-    <w:p/>
     <w:p>
       <w:pPr>
+        <w:spacing w:line="259" w:lineRule="auto" w:after="60"/>
+      </w:pPr>
+    </w:p>
+    <w:p>
+      <w:pPr>
+        <w:spacing w:line="259" w:lineRule="auto" w:after="60"/>
+      </w:pPr>
+    </w:p>
+    <w:p>
+      <w:pPr>
+        <w:spacing w:line="259" w:lineRule="auto" w:after="60"/>
+      </w:pPr>
+    </w:p>
+    <w:p>
+      <w:pPr>
         <w:pStyle w:val="Heading2"/>
+        <w:spacing w:line="259" w:lineRule="auto" w:after="60"/>
       </w:pPr>
       <w:r>
         <w:t>B Corporate Findings</w:t>
       </w:r>
     </w:p>
-    <w:p/>
     <w:p>
       <w:pPr>
+        <w:spacing w:line="259" w:lineRule="auto" w:after="60"/>
+      </w:pPr>
+    </w:p>
+    <w:p>
+      <w:pPr>
         <w:pStyle w:val="Heading3"/>
+        <w:spacing w:line="259" w:lineRule="auto" w:after="60"/>
       </w:pPr>
       <w:r>
         <w:t>B.1 Gesellschafterliste vs Cap Table</w:t>
       </w:r>
     </w:p>
-    <w:p/>
+    <w:p>
+      <w:pPr>
+        <w:spacing w:line="259" w:lineRule="auto" w:after="60"/>
+      </w:pPr>
+    </w:p>
     <w:tbl>
       <w:tblPr>
         <w:tblStyle w:val="TableGrid"/>
@@ -495,11 +554,19 @@
         </w:tc>
       </w:tr>
     </w:tbl>
-    <w:p/>
-    <w:p/>
     <w:p>
       <w:pPr>
-        <w:spacing w:after="80"/>
+        <w:spacing w:line="259" w:lineRule="auto" w:after="60"/>
+      </w:pPr>
+    </w:p>
+    <w:p>
+      <w:pPr>
+        <w:spacing w:line="259" w:lineRule="auto" w:after="60"/>
+      </w:pPr>
+    </w:p>
+    <w:p>
+      <w:pPr>
+        <w:spacing w:after="80" w:line="259" w:lineRule="auto"/>
         <w:jc w:val="both"/>
       </w:pPr>
       <w:r>
@@ -510,16 +577,25 @@
         <w:t>Client-Frage Olaf (CFO): "Ist die Gesellschafterliste falsch?" — Antwort: Nein, sie ist nicht falsch, sondern bildet nur den Status quo der formalen Geschäftsanteile ab. Cap Table ist eine wirtschaftliche Projektion.</w:t>
       </w:r>
     </w:p>
-    <w:p/>
     <w:p>
       <w:pPr>
+        <w:spacing w:line="259" w:lineRule="auto" w:after="60"/>
+      </w:pPr>
+    </w:p>
+    <w:p>
+      <w:pPr>
         <w:pStyle w:val="Heading3"/>
+        <w:spacing w:line="259" w:lineRule="auto" w:after="60"/>
       </w:pPr>
       <w:r>
         <w:t>B.2 Wandeldarlehen Tante Ermelind Capital UG</w:t>
       </w:r>
     </w:p>
-    <w:p/>
+    <w:p>
+      <w:pPr>
+        <w:spacing w:line="259" w:lineRule="auto" w:after="60"/>
+      </w:pPr>
+    </w:p>
     <w:tbl>
       <w:tblPr>
         <w:tblStyle w:val="TableGrid"/>
@@ -994,11 +1070,19 @@
         </w:tc>
       </w:tr>
     </w:tbl>
-    <w:p/>
-    <w:p/>
     <w:p>
       <w:pPr>
-        <w:spacing w:after="80"/>
+        <w:spacing w:line="259" w:lineRule="auto" w:after="60"/>
+      </w:pPr>
+    </w:p>
+    <w:p>
+      <w:pPr>
+        <w:spacing w:line="259" w:lineRule="auto" w:after="60"/>
+      </w:pPr>
+    </w:p>
+    <w:p>
+      <w:pPr>
+        <w:spacing w:after="80" w:line="259" w:lineRule="auto"/>
         <w:jc w:val="both"/>
       </w:pPr>
       <w:r>
@@ -1009,19 +1093,28 @@
         <w:t>Client-Frage Walburga: "Tante Ermelind glaubt, sie sei schon Gesellschafterin." — Antwort: Nein, ein Wandeldarlehen begründet einen schuldrechtlichen Anspruch auf künftige Geschäftsanteile, keine bestehende Gesellschafterstellung.</w:t>
       </w:r>
     </w:p>
-    <w:p/>
     <w:p>
       <w:pPr>
+        <w:spacing w:line="259" w:lineRule="auto" w:after="60"/>
+      </w:pPr>
+    </w:p>
+    <w:p>
+      <w:pPr>
         <w:pStyle w:val="Heading3"/>
+        <w:spacing w:line="259" w:lineRule="auto" w:after="60"/>
       </w:pPr>
       <w:r>
         <w:t>B.3 Beirat und Board Minutes</w:t>
       </w:r>
     </w:p>
-    <w:p/>
     <w:p>
       <w:pPr>
-        <w:spacing w:after="80"/>
+        <w:spacing w:line="259" w:lineRule="auto" w:after="60"/>
+      </w:pPr>
+    </w:p>
+    <w:p>
+      <w:pPr>
+        <w:spacing w:after="80" w:line="259" w:lineRule="auto"/>
         <w:jc w:val="both"/>
       </w:pPr>
       <w:r>
@@ -1032,19 +1125,28 @@
         <w:t>Der Beirat hat seit Gründung sieben Sitzungen abgehalten, aber nur drei Protokolle wurden ordentlich gefertigt. Die übrigen liegen als Slack-Threads vor. Wenn der Series-A-SHA Reserved-Matters-Zustimmungen verlangt, müssen wir eine saubere Geschäftsordnung und ein Protokollbuch einrichten.</w:t>
       </w:r>
     </w:p>
-    <w:p/>
     <w:p>
       <w:pPr>
+        <w:spacing w:line="259" w:lineRule="auto" w:after="60"/>
+      </w:pPr>
+    </w:p>
+    <w:p>
+      <w:pPr>
         <w:pStyle w:val="Heading3"/>
+        <w:spacing w:line="259" w:lineRule="auto" w:after="60"/>
       </w:pPr>
       <w:r>
         <w:t>B.4 Powers of Attorney</w:t>
       </w:r>
     </w:p>
-    <w:p/>
     <w:p>
       <w:pPr>
-        <w:spacing w:after="80"/>
+        <w:spacing w:line="259" w:lineRule="auto" w:after="60"/>
+      </w:pPr>
+    </w:p>
+    <w:p>
+      <w:pPr>
+        <w:spacing w:after="80" w:line="259" w:lineRule="auto"/>
         <w:jc w:val="both"/>
       </w:pPr>
       <w:r>
@@ -1055,19 +1157,28 @@
         <w:t>Es existieren zwei generelle Vollmachten zugunsten Meinhards, beide notariell beurkundet 2023. Eine davon ist auf "Bankgeschäfte" beschränkt. Im Datenraum fehlt eine aktualisierte Generalvollmacht für Notartermine zugunsten Adelheids. Pre-Closing erforderlich.</w:t>
       </w:r>
     </w:p>
-    <w:p/>
     <w:p>
       <w:pPr>
+        <w:spacing w:line="259" w:lineRule="auto" w:after="60"/>
+      </w:pPr>
+    </w:p>
+    <w:p>
+      <w:pPr>
         <w:pStyle w:val="Heading3"/>
+        <w:spacing w:line="259" w:lineRule="auto" w:after="60"/>
       </w:pPr>
       <w:r>
         <w:t>B.5 VSOP-Plan 2024</w:t>
       </w:r>
     </w:p>
-    <w:p/>
     <w:p>
       <w:pPr>
-        <w:spacing w:after="80"/>
+        <w:spacing w:line="259" w:lineRule="auto" w:after="60"/>
+      </w:pPr>
+    </w:p>
+    <w:p>
+      <w:pPr>
+        <w:spacing w:after="80" w:line="259" w:lineRule="auto"/>
         <w:jc w:val="both"/>
       </w:pPr>
       <w:r>
@@ -1078,30 +1189,52 @@
         <w:t>Phantom-Stock-Plan, virtuelle Anteile, Vesting 48 Monate mit 12-Monats-Cliff. Aktuelle Allokation: 850.000 EUR an virtuellem Wert auf 14 Mitarbeiter, davon ein Schlüsselentwickler mit 280.000 EUR. Trigger-Events: Exit. Im Datenraum kein Acceleration-Mechanismus dokumentiert.</w:t>
       </w:r>
     </w:p>
-    <w:p/>
-    <w:p/>
-    <w:p/>
     <w:p>
       <w:pPr>
+        <w:spacing w:line="259" w:lineRule="auto" w:after="60"/>
+      </w:pPr>
+    </w:p>
+    <w:p>
+      <w:pPr>
+        <w:spacing w:line="259" w:lineRule="auto" w:after="60"/>
+      </w:pPr>
+    </w:p>
+    <w:p>
+      <w:pPr>
+        <w:spacing w:line="259" w:lineRule="auto" w:after="60"/>
+      </w:pPr>
+    </w:p>
+    <w:p>
+      <w:pPr>
         <w:pStyle w:val="Heading2"/>
+        <w:spacing w:line="259" w:lineRule="auto" w:after="60"/>
       </w:pPr>
       <w:r>
         <w:t>C IP Findings</w:t>
       </w:r>
     </w:p>
-    <w:p/>
     <w:p>
       <w:pPr>
+        <w:spacing w:line="259" w:lineRule="auto" w:after="60"/>
+      </w:pPr>
+    </w:p>
+    <w:p>
+      <w:pPr>
         <w:pStyle w:val="Heading3"/>
+        <w:spacing w:line="259" w:lineRule="auto" w:after="60"/>
       </w:pPr>
       <w:r>
         <w:t>C.1 Entwicklervertrag von 2023 mit "work made for hire"</w:t>
       </w:r>
     </w:p>
-    <w:p/>
     <w:p>
       <w:pPr>
-        <w:spacing w:after="80"/>
+        <w:spacing w:line="259" w:lineRule="auto" w:after="60"/>
+      </w:pPr>
+    </w:p>
+    <w:p>
+      <w:pPr>
+        <w:spacing w:after="80" w:line="259" w:lineRule="auto"/>
         <w:jc w:val="both"/>
       </w:pPr>
       <w:r>
@@ -1112,10 +1245,14 @@
         <w:t>Englische Klausel: "All work product, including but not limited to source code, designs and documentation, shall be deemed work made for hire and shall vest exclusively in the Company."</w:t>
       </w:r>
     </w:p>
-    <w:p/>
     <w:p>
       <w:pPr>
-        <w:spacing w:after="80"/>
+        <w:spacing w:line="259" w:lineRule="auto" w:after="60"/>
+      </w:pPr>
+    </w:p>
+    <w:p>
+      <w:pPr>
+        <w:spacing w:after="80" w:line="259" w:lineRule="auto"/>
         <w:jc w:val="both"/>
       </w:pPr>
       <w:r>
@@ -1126,10 +1263,14 @@
         <w:t>Risiko: Die Rechtsfigur "work made for hire" gibt es im deutschen Urheberrecht nicht. Eine wirksame Übertragung der ausschließlichen Nutzungsrechte nach § 31 UrhG verlangt nach deutscher Rechtslage zumindest eine zweckorientierte Auslegung (Zweckübertragungslehre, § 31 Abs. 5 UrhG). Die generische "work made for hire"-Klausel ist im Zweifel unwirksam für die hier benötigten ausschließlichen Rechte.</w:t>
       </w:r>
     </w:p>
-    <w:p/>
     <w:p>
       <w:pPr>
-        <w:spacing w:after="80"/>
+        <w:spacing w:line="259" w:lineRule="auto" w:after="60"/>
+      </w:pPr>
+    </w:p>
+    <w:p>
+      <w:pPr>
+        <w:spacing w:after="80" w:line="259" w:lineRule="auto"/>
         <w:jc w:val="both"/>
       </w:pPr>
       <w:r>
@@ -1140,19 +1281,28 @@
         <w:t>Maßnahme: Pre-Closing Nachbesserungsvertrag mit den betroffenen Entwicklern, der die Rechteübertragung nach deutschem Recht klarstellt.</w:t>
       </w:r>
     </w:p>
-    <w:p/>
     <w:p>
       <w:pPr>
+        <w:spacing w:line="259" w:lineRule="auto" w:after="60"/>
+      </w:pPr>
+    </w:p>
+    <w:p>
+      <w:pPr>
         <w:pStyle w:val="Heading3"/>
+        <w:spacing w:line="259" w:lineRule="auto" w:after="60"/>
       </w:pPr>
       <w:r>
         <w:t>C.2 Open-Source-Inventar</w:t>
       </w:r>
     </w:p>
-    <w:p/>
     <w:p>
       <w:pPr>
-        <w:spacing w:after="80"/>
+        <w:spacing w:line="259" w:lineRule="auto" w:after="60"/>
+      </w:pPr>
+    </w:p>
+    <w:p>
+      <w:pPr>
+        <w:spacing w:after="80" w:line="259" w:lineRule="auto"/>
         <w:jc w:val="both"/>
       </w:pPr>
       <w:r>
@@ -1163,10 +1313,14 @@
         <w:t>Im Datenraum eine Excel-Liste mit 47 verwendeten OSS-Komponenten. Drei davon stehen unter AGPL. Risiko: Bei Distribution der Software (z.B. SaaS-Sonderfälle) Copyleft-Effekt möglich.</w:t>
       </w:r>
     </w:p>
-    <w:p/>
     <w:p>
       <w:pPr>
-        <w:spacing w:after="80"/>
+        <w:spacing w:line="259" w:lineRule="auto" w:after="60"/>
+      </w:pPr>
+    </w:p>
+    <w:p>
+      <w:pPr>
+        <w:spacing w:after="80" w:line="259" w:lineRule="auto"/>
         <w:jc w:val="both"/>
       </w:pPr>
       <w:r>
@@ -1177,19 +1331,28 @@
         <w:t>Frage an die Mandantin: Wird die Software je beim Kunden installiert oder ausschließlich als SaaS betrieben? Die Antwort entscheidet, ob die AGPL-Komponenten neutralisiert werden müssen.</w:t>
       </w:r>
     </w:p>
-    <w:p/>
     <w:p>
       <w:pPr>
+        <w:spacing w:line="259" w:lineRule="auto" w:after="60"/>
+      </w:pPr>
+    </w:p>
+    <w:p>
+      <w:pPr>
         <w:pStyle w:val="Heading3"/>
+        <w:spacing w:line="259" w:lineRule="auto" w:after="60"/>
       </w:pPr>
       <w:r>
         <w:t>C.3 Marken</w:t>
       </w:r>
     </w:p>
-    <w:p/>
     <w:p>
       <w:pPr>
-        <w:spacing w:after="80"/>
+        <w:spacing w:line="259" w:lineRule="auto" w:after="60"/>
+      </w:pPr>
+    </w:p>
+    <w:p>
+      <w:pPr>
+        <w:spacing w:after="80" w:line="259" w:lineRule="auto"/>
         <w:jc w:val="both"/>
       </w:pPr>
       <w:r>
@@ -1200,30 +1363,52 @@
         <w:t>Wortmarke "Comet Moth" angemeldet beim DPMA und EUIPO, aber im Datenraum ist nur die DPMA-Anmeldung in Bestätigungsphase. EUIPO-Status: "Prüfungsverfahren". Risiko: gering bis mittel.</w:t>
       </w:r>
     </w:p>
-    <w:p/>
-    <w:p/>
-    <w:p/>
     <w:p>
       <w:pPr>
+        <w:spacing w:line="259" w:lineRule="auto" w:after="60"/>
+      </w:pPr>
+    </w:p>
+    <w:p>
+      <w:pPr>
+        <w:spacing w:line="259" w:lineRule="auto" w:after="60"/>
+      </w:pPr>
+    </w:p>
+    <w:p>
+      <w:pPr>
+        <w:spacing w:line="259" w:lineRule="auto" w:after="60"/>
+      </w:pPr>
+    </w:p>
+    <w:p>
+      <w:pPr>
         <w:pStyle w:val="Heading2"/>
+        <w:spacing w:line="259" w:lineRule="auto" w:after="60"/>
       </w:pPr>
       <w:r>
         <w:t>D Employment Findings</w:t>
       </w:r>
     </w:p>
-    <w:p/>
     <w:p>
       <w:pPr>
+        <w:spacing w:line="259" w:lineRule="auto" w:after="60"/>
+      </w:pPr>
+    </w:p>
+    <w:p>
+      <w:pPr>
         <w:pStyle w:val="Heading3"/>
+        <w:spacing w:line="259" w:lineRule="auto" w:after="60"/>
       </w:pPr>
       <w:r>
         <w:t>D.1 Geschäftsführer-Anstellungsverträge</w:t>
       </w:r>
     </w:p>
-    <w:p/>
     <w:p>
       <w:pPr>
-        <w:spacing w:after="80"/>
+        <w:spacing w:line="259" w:lineRule="auto" w:after="60"/>
+      </w:pPr>
+    </w:p>
+    <w:p>
+      <w:pPr>
+        <w:spacing w:after="80" w:line="259" w:lineRule="auto"/>
         <w:jc w:val="both"/>
       </w:pPr>
       <w:r>
@@ -1234,10 +1419,15 @@
         <w:t>Drei Anstellungsverträge für die Gründer, alle in englischer Sprache, mit deutschem Recht (Vertragsstatut). Punkte:</w:t>
       </w:r>
     </w:p>
-    <w:p/>
     <w:p>
       <w:pPr>
+        <w:spacing w:line="259" w:lineRule="auto" w:after="60"/>
+      </w:pPr>
+    </w:p>
+    <w:p>
+      <w:pPr>
         <w:pStyle w:val="ListBullet"/>
+        <w:spacing w:line="259" w:lineRule="auto" w:after="60"/>
       </w:pPr>
       <w:r>
         <w:rPr>
@@ -1250,6 +1440,7 @@
     <w:p>
       <w:pPr>
         <w:pStyle w:val="ListBullet"/>
+        <w:spacing w:line="259" w:lineRule="auto" w:after="60"/>
       </w:pPr>
       <w:r>
         <w:rPr>
@@ -1262,6 +1453,7 @@
     <w:p>
       <w:pPr>
         <w:pStyle w:val="ListBullet"/>
+        <w:spacing w:line="259" w:lineRule="auto" w:after="60"/>
       </w:pPr>
       <w:r>
         <w:rPr>
@@ -1274,6 +1466,7 @@
     <w:p>
       <w:pPr>
         <w:pStyle w:val="ListBullet"/>
+        <w:spacing w:line="259" w:lineRule="auto" w:after="60"/>
       </w:pPr>
       <w:r>
         <w:rPr>
@@ -1283,19 +1476,28 @@
         <w:t>D&amp;O-Versicherung: nicht erwähnt.</w:t>
       </w:r>
     </w:p>
-    <w:p/>
     <w:p>
       <w:pPr>
+        <w:spacing w:line="259" w:lineRule="auto" w:after="60"/>
+      </w:pPr>
+    </w:p>
+    <w:p>
+      <w:pPr>
         <w:pStyle w:val="Heading3"/>
+        <w:spacing w:line="259" w:lineRule="auto" w:after="60"/>
       </w:pPr>
       <w:r>
         <w:t>D.2 Mitarbeiter</w:t>
       </w:r>
     </w:p>
-    <w:p/>
     <w:p>
       <w:pPr>
-        <w:spacing w:after="80"/>
+        <w:spacing w:line="259" w:lineRule="auto" w:after="60"/>
+      </w:pPr>
+    </w:p>
+    <w:p>
+      <w:pPr>
+        <w:spacing w:after="80" w:line="259" w:lineRule="auto"/>
         <w:jc w:val="both"/>
       </w:pPr>
       <w:r>
@@ -1306,19 +1508,28 @@
         <w:t>48 Mitarbeiter, alle in Deutschland angestellt. Keine Betriebsräte. Keine Tarifbindung.</w:t>
       </w:r>
     </w:p>
-    <w:p/>
     <w:p>
       <w:pPr>
+        <w:spacing w:line="259" w:lineRule="auto" w:after="60"/>
+      </w:pPr>
+    </w:p>
+    <w:p>
+      <w:pPr>
         <w:pStyle w:val="Heading3"/>
+        <w:spacing w:line="259" w:lineRule="auto" w:after="60"/>
       </w:pPr>
       <w:r>
         <w:t>D.3 Whistleblowing</w:t>
       </w:r>
     </w:p>
-    <w:p/>
     <w:p>
       <w:pPr>
-        <w:spacing w:after="80"/>
+        <w:spacing w:line="259" w:lineRule="auto" w:after="60"/>
+      </w:pPr>
+    </w:p>
+    <w:p>
+      <w:pPr>
+        <w:spacing w:after="80" w:line="259" w:lineRule="auto"/>
         <w:jc w:val="both"/>
       </w:pPr>
       <w:r>
@@ -1329,30 +1540,52 @@
         <w:t>Hinweisgebersystem nach HinSchG existiert nicht. Die Gesellschaft hat 48 Mitarbeiter, Schwellenwert 50 ist gerade nicht erreicht. Soll bei Closing dokumentiert werden ("borderline compliance").</w:t>
       </w:r>
     </w:p>
-    <w:p/>
-    <w:p/>
-    <w:p/>
     <w:p>
       <w:pPr>
+        <w:spacing w:line="259" w:lineRule="auto" w:after="60"/>
+      </w:pPr>
+    </w:p>
+    <w:p>
+      <w:pPr>
+        <w:spacing w:line="259" w:lineRule="auto" w:after="60"/>
+      </w:pPr>
+    </w:p>
+    <w:p>
+      <w:pPr>
+        <w:spacing w:line="259" w:lineRule="auto" w:after="60"/>
+      </w:pPr>
+    </w:p>
+    <w:p>
+      <w:pPr>
         <w:pStyle w:val="Heading2"/>
+        <w:spacing w:line="259" w:lineRule="auto" w:after="60"/>
       </w:pPr>
       <w:r>
         <w:t>E Commercial Findings</w:t>
       </w:r>
     </w:p>
-    <w:p/>
     <w:p>
       <w:pPr>
+        <w:spacing w:line="259" w:lineRule="auto" w:after="60"/>
+      </w:pPr>
+    </w:p>
+    <w:p>
+      <w:pPr>
         <w:pStyle w:val="Heading3"/>
+        <w:spacing w:line="259" w:lineRule="auto" w:after="60"/>
       </w:pPr>
       <w:r>
         <w:t>E.1 Enterprise-Kunde mit Change-of-Control-Klausel</w:t>
       </w:r>
     </w:p>
-    <w:p/>
     <w:p>
       <w:pPr>
-        <w:spacing w:after="80"/>
+        <w:spacing w:line="259" w:lineRule="auto" w:after="60"/>
+      </w:pPr>
+    </w:p>
+    <w:p>
+      <w:pPr>
+        <w:spacing w:after="80" w:line="259" w:lineRule="auto"/>
         <w:jc w:val="both"/>
       </w:pPr>
       <w:r>
@@ -1363,10 +1596,14 @@
         <w:t>Vertrag mit Mertensbrüder &amp; Co. KG vom 14.08.2025, Auftragsvolumen 1,4 Mio. EUR p.a. Klausel: "The customer may terminate this agreement with immediate effect upon any change of control affecting more than 50 percent of the voting rights of the supplier."</w:t>
       </w:r>
     </w:p>
-    <w:p/>
     <w:p>
       <w:pPr>
-        <w:spacing w:after="80"/>
+        <w:spacing w:line="259" w:lineRule="auto" w:after="60"/>
+      </w:pPr>
+    </w:p>
+    <w:p>
+      <w:pPr>
+        <w:spacing w:after="80" w:line="259" w:lineRule="auto"/>
         <w:jc w:val="both"/>
       </w:pPr>
       <w:r>
@@ -1377,19 +1614,28 @@
         <w:t>Frage: Ist die Series-A-Runde ein Change of Control? — In der Regel nicht, da die Gründer vor und nach Closing weiterhin die Stimmenmehrheit auf Stammkapitalebene halten. Aber: Wenn man die Reserved Matters und den Investor-Director-Sitz wirtschaftlich einbezieht, kann ein Gericht eine andere Sicht haben. Maßnahme: Vorab ein Waiver oder zumindest eine Notification an Mertensbrüder.</w:t>
       </w:r>
     </w:p>
-    <w:p/>
     <w:p>
       <w:pPr>
+        <w:spacing w:line="259" w:lineRule="auto" w:after="60"/>
+      </w:pPr>
+    </w:p>
+    <w:p>
+      <w:pPr>
         <w:pStyle w:val="Heading3"/>
+        <w:spacing w:line="259" w:lineRule="auto" w:after="60"/>
       </w:pPr>
       <w:r>
         <w:t>E.2 Lieferantenverträge</w:t>
       </w:r>
     </w:p>
-    <w:p/>
     <w:p>
       <w:pPr>
-        <w:spacing w:after="80"/>
+        <w:spacing w:line="259" w:lineRule="auto" w:after="60"/>
+      </w:pPr>
+    </w:p>
+    <w:p>
+      <w:pPr>
+        <w:spacing w:after="80" w:line="259" w:lineRule="auto"/>
         <w:jc w:val="both"/>
       </w:pPr>
       <w:r>
@@ -1400,19 +1646,28 @@
         <w:t>Ein wesentlicher Cloud-Vertrag (Frachtkosten-Cloud GmbH) hat eine 24-monatige Restlaufzeit und keine ordentliche Kündigung. Risiko: keine.</w:t>
       </w:r>
     </w:p>
-    <w:p/>
     <w:p>
       <w:pPr>
+        <w:spacing w:line="259" w:lineRule="auto" w:after="60"/>
+      </w:pPr>
+    </w:p>
+    <w:p>
+      <w:pPr>
         <w:pStyle w:val="Heading3"/>
+        <w:spacing w:line="259" w:lineRule="auto" w:after="60"/>
       </w:pPr>
       <w:r>
         <w:t>E.3 Partnerships</w:t>
       </w:r>
     </w:p>
-    <w:p/>
     <w:p>
       <w:pPr>
-        <w:spacing w:after="80"/>
+        <w:spacing w:line="259" w:lineRule="auto" w:after="60"/>
+      </w:pPr>
+    </w:p>
+    <w:p>
+      <w:pPr>
+        <w:spacing w:after="80" w:line="259" w:lineRule="auto"/>
         <w:jc w:val="both"/>
       </w:pPr>
       <w:r>
@@ -1423,30 +1678,52 @@
         <w:t>Joint-Development-Agreement mit Echolot-Beratungs-GmbH, das eine Exklusivität im DACH-Markt vorsieht. Risiko: Konflikt mit Northbridge-Wunsch nach internationaler Skalierung. Frage an Mandantin und ggf. Anpassung.</w:t>
       </w:r>
     </w:p>
-    <w:p/>
-    <w:p/>
-    <w:p/>
     <w:p>
       <w:pPr>
+        <w:spacing w:line="259" w:lineRule="auto" w:after="60"/>
+      </w:pPr>
+    </w:p>
+    <w:p>
+      <w:pPr>
+        <w:spacing w:line="259" w:lineRule="auto" w:after="60"/>
+      </w:pPr>
+    </w:p>
+    <w:p>
+      <w:pPr>
+        <w:spacing w:line="259" w:lineRule="auto" w:after="60"/>
+      </w:pPr>
+    </w:p>
+    <w:p>
+      <w:pPr>
         <w:pStyle w:val="Heading2"/>
+        <w:spacing w:line="259" w:lineRule="auto" w:after="60"/>
       </w:pPr>
       <w:r>
         <w:t>F Tax Findings</w:t>
       </w:r>
     </w:p>
-    <w:p/>
     <w:p>
       <w:pPr>
+        <w:spacing w:line="259" w:lineRule="auto" w:after="60"/>
+      </w:pPr>
+    </w:p>
+    <w:p>
+      <w:pPr>
         <w:pStyle w:val="Heading3"/>
+        <w:spacing w:line="259" w:lineRule="auto" w:after="60"/>
       </w:pPr>
       <w:r>
         <w:t>F.1 Wandeldarlehen Tante Ermelind</w:t>
       </w:r>
     </w:p>
-    <w:p/>
     <w:p>
       <w:pPr>
-        <w:spacing w:after="80"/>
+        <w:spacing w:line="259" w:lineRule="auto" w:after="60"/>
+      </w:pPr>
+    </w:p>
+    <w:p>
+      <w:pPr>
+        <w:spacing w:after="80" w:line="259" w:lineRule="auto"/>
         <w:jc w:val="both"/>
       </w:pPr>
       <w:r>
@@ -1457,19 +1734,28 @@
         <w:t>Steuerliche Behandlung der PIK-Zinsen aus Sicht der Gesellschaft: Aufwand. Aus Sicht Tante Ermelind: jährlich zu versteuernder Zinsertrag, ungeachtet der Fälligkeit. Im Datenraum keine Steuerbescheinigung. Frage an Tante Ermelind via Notariat: Wurden die PIK-Zinsen jährlich versteuert?</w:t>
       </w:r>
     </w:p>
-    <w:p/>
     <w:p>
       <w:pPr>
+        <w:spacing w:line="259" w:lineRule="auto" w:after="60"/>
+      </w:pPr>
+    </w:p>
+    <w:p>
+      <w:pPr>
         <w:pStyle w:val="Heading3"/>
+        <w:spacing w:line="259" w:lineRule="auto" w:after="60"/>
       </w:pPr>
       <w:r>
         <w:t>F.2 § 8c KStG / § 8d KStG</w:t>
       </w:r>
     </w:p>
-    <w:p/>
     <w:p>
       <w:pPr>
-        <w:spacing w:after="80"/>
+        <w:spacing w:line="259" w:lineRule="auto" w:after="60"/>
+      </w:pPr>
+    </w:p>
+    <w:p>
+      <w:pPr>
+        <w:spacing w:after="80" w:line="259" w:lineRule="auto"/>
         <w:jc w:val="both"/>
       </w:pPr>
       <w:r>
@@ -1480,10 +1766,15 @@
         <w:t>Verlustvorträge Stand 31.12.2025: ca. EUR 4,2 Mio. Risiko: Series-A-Runde führt zu schädlichem Beteiligungserwerb gemäß § 8c Abs. 1 KStG bei Überschreitung der 50-Prozent-Schwelle. Da Northbridge plus Tante-Ermelind-Wandlung in Summe einen wesentlichen Beteiligungserwerb darstellt, ist eine Prüfung erforderlich. Optionen:</w:t>
       </w:r>
     </w:p>
-    <w:p/>
     <w:p>
       <w:pPr>
+        <w:spacing w:line="259" w:lineRule="auto" w:after="60"/>
+      </w:pPr>
+    </w:p>
+    <w:p>
+      <w:pPr>
         <w:pStyle w:val="ListBullet"/>
+        <w:spacing w:line="259" w:lineRule="auto" w:after="60"/>
       </w:pPr>
       <w:r>
         <w:rPr>
@@ -1496,6 +1787,7 @@
     <w:p>
       <w:pPr>
         <w:pStyle w:val="ListBullet"/>
+        <w:spacing w:line="259" w:lineRule="auto" w:after="60"/>
       </w:pPr>
       <w:r>
         <w:rPr>
@@ -1508,6 +1800,7 @@
     <w:p>
       <w:pPr>
         <w:pStyle w:val="ListBullet"/>
+        <w:spacing w:line="259" w:lineRule="auto" w:after="60"/>
       </w:pPr>
       <w:r>
         <w:rPr>
@@ -1517,10 +1810,14 @@
         <w:t>Stille-Reserven-Klausel gemäß § 8c Abs. 1 Satz 4 ff. KStG (Prüfung).</w:t>
       </w:r>
     </w:p>
-    <w:p/>
     <w:p>
       <w:pPr>
-        <w:spacing w:after="80"/>
+        <w:spacing w:line="259" w:lineRule="auto" w:after="60"/>
+      </w:pPr>
+    </w:p>
+    <w:p>
+      <w:pPr>
+        <w:spacing w:after="80" w:line="259" w:lineRule="auto"/>
         <w:jc w:val="both"/>
       </w:pPr>
       <w:r>
@@ -1531,19 +1828,28 @@
         <w:t>Hildemar: "Das gehört eigentlich an die Steuer-Praxisgruppe. Ich notiere es als DD-Red-Flag und überlasse den Mechanismus den Steuerleuten."</w:t>
       </w:r>
     </w:p>
-    <w:p/>
     <w:p>
       <w:pPr>
+        <w:spacing w:line="259" w:lineRule="auto" w:after="60"/>
+      </w:pPr>
+    </w:p>
+    <w:p>
+      <w:pPr>
         <w:pStyle w:val="Heading3"/>
+        <w:spacing w:line="259" w:lineRule="auto" w:after="60"/>
       </w:pPr>
       <w:r>
         <w:t>F.3 Umsatzsteuer</w:t>
       </w:r>
     </w:p>
-    <w:p/>
     <w:p>
       <w:pPr>
-        <w:spacing w:after="80"/>
+        <w:spacing w:line="259" w:lineRule="auto" w:after="60"/>
+      </w:pPr>
+    </w:p>
+    <w:p>
+      <w:pPr>
+        <w:spacing w:after="80" w:line="259" w:lineRule="auto"/>
         <w:jc w:val="both"/>
       </w:pPr>
       <w:r>
@@ -1554,21 +1860,38 @@
         <w:t>Keine Auffälligkeiten.</w:t>
       </w:r>
     </w:p>
-    <w:p/>
-    <w:p/>
-    <w:p/>
     <w:p>
       <w:pPr>
+        <w:spacing w:line="259" w:lineRule="auto" w:after="60"/>
+      </w:pPr>
+    </w:p>
+    <w:p>
+      <w:pPr>
+        <w:spacing w:line="259" w:lineRule="auto" w:after="60"/>
+      </w:pPr>
+    </w:p>
+    <w:p>
+      <w:pPr>
+        <w:spacing w:line="259" w:lineRule="auto" w:after="60"/>
+      </w:pPr>
+    </w:p>
+    <w:p>
+      <w:pPr>
         <w:pStyle w:val="Heading2"/>
+        <w:spacing w:line="259" w:lineRule="auto" w:after="60"/>
       </w:pPr>
       <w:r>
         <w:t>G Litigation Findings</w:t>
       </w:r>
     </w:p>
-    <w:p/>
     <w:p>
       <w:pPr>
-        <w:spacing w:after="80"/>
+        <w:spacing w:line="259" w:lineRule="auto" w:after="60"/>
+      </w:pPr>
+    </w:p>
+    <w:p>
+      <w:pPr>
+        <w:spacing w:after="80" w:line="259" w:lineRule="auto"/>
         <w:jc w:val="both"/>
       </w:pPr>
       <w:r>
@@ -1579,21 +1902,38 @@
         <w:t>Eine arbeitsgerichtliche Klage einer ehemaligen Praktikantin (Streitwert EUR 8.400) anhängig vor dem ArbG Frankfurt am Main. Risiko: gering. Disclosure nötig.</w:t>
       </w:r>
     </w:p>
-    <w:p/>
-    <w:p/>
-    <w:p/>
     <w:p>
       <w:pPr>
+        <w:spacing w:line="259" w:lineRule="auto" w:after="60"/>
+      </w:pPr>
+    </w:p>
+    <w:p>
+      <w:pPr>
+        <w:spacing w:line="259" w:lineRule="auto" w:after="60"/>
+      </w:pPr>
+    </w:p>
+    <w:p>
+      <w:pPr>
+        <w:spacing w:line="259" w:lineRule="auto" w:after="60"/>
+      </w:pPr>
+    </w:p>
+    <w:p>
+      <w:pPr>
         <w:pStyle w:val="Heading2"/>
+        <w:spacing w:line="259" w:lineRule="auto" w:after="60"/>
       </w:pPr>
       <w:r>
         <w:t>H Data Protection Findings</w:t>
       </w:r>
     </w:p>
-    <w:p/>
     <w:p>
       <w:pPr>
-        <w:spacing w:after="80"/>
+        <w:spacing w:line="259" w:lineRule="auto" w:after="60"/>
+      </w:pPr>
+    </w:p>
+    <w:p>
+      <w:pPr>
+        <w:spacing w:after="80" w:line="259" w:lineRule="auto"/>
         <w:jc w:val="both"/>
       </w:pPr>
       <w:r>
@@ -1604,21 +1944,38 @@
         <w:t>DSGVO-Verzeichnis von Verarbeitungstätigkeiten existiert, ist aber zwölf Monate alt. Datenschutzbeauftragter intern bestellt (CFO Olaf), was bei 48 Mitarbeitern grundsätzlich zulässig ist, aber der Lead Investor wird wahrscheinlich einen externen DSB verlangen.</w:t>
       </w:r>
     </w:p>
-    <w:p/>
-    <w:p/>
-    <w:p/>
     <w:p>
       <w:pPr>
+        <w:spacing w:line="259" w:lineRule="auto" w:after="60"/>
+      </w:pPr>
+    </w:p>
+    <w:p>
+      <w:pPr>
+        <w:spacing w:line="259" w:lineRule="auto" w:after="60"/>
+      </w:pPr>
+    </w:p>
+    <w:p>
+      <w:pPr>
+        <w:spacing w:line="259" w:lineRule="auto" w:after="60"/>
+      </w:pPr>
+    </w:p>
+    <w:p>
+      <w:pPr>
         <w:pStyle w:val="Heading2"/>
+        <w:spacing w:line="259" w:lineRule="auto" w:after="60"/>
       </w:pPr>
       <w:r>
         <w:t>I Insurance Findings</w:t>
       </w:r>
     </w:p>
-    <w:p/>
     <w:p>
       <w:pPr>
-        <w:spacing w:after="80"/>
+        <w:spacing w:line="259" w:lineRule="auto" w:after="60"/>
+      </w:pPr>
+    </w:p>
+    <w:p>
+      <w:pPr>
+        <w:spacing w:after="80" w:line="259" w:lineRule="auto"/>
         <w:jc w:val="both"/>
       </w:pPr>
       <w:r>
@@ -1629,21 +1986,39 @@
         <w:t>D&amp;O-Versicherung existiert (Deckung EUR 3 Mio.), aber Selbstbehalt 25.000 EUR und ausdrücklicher Ausschluss "Anspruche von Gesellschaftern gegen Geschäftsführer im Zusammenhang mit Kapitalmaßnahmen". Risiko: hoch bei künftigen Investor-Director-Sitzen. Maßnahme: Side-A-Erweiterung oder neue Police vor Closing.</w:t>
       </w:r>
     </w:p>
-    <w:p/>
-    <w:p/>
-    <w:p/>
     <w:p>
       <w:pPr>
+        <w:spacing w:line="259" w:lineRule="auto" w:after="60"/>
+      </w:pPr>
+    </w:p>
+    <w:p>
+      <w:pPr>
+        <w:spacing w:line="259" w:lineRule="auto" w:after="60"/>
+      </w:pPr>
+    </w:p>
+    <w:p>
+      <w:pPr>
+        <w:spacing w:line="259" w:lineRule="auto" w:after="60"/>
+      </w:pPr>
+    </w:p>
+    <w:p>
+      <w:pPr>
         <w:pStyle w:val="Heading2"/>
+        <w:spacing w:line="259" w:lineRule="auto" w:after="60"/>
       </w:pPr>
       <w:r>
         <w:t>J Fragenkatalog an die Mandantin Kunigunde</w:t>
       </w:r>
     </w:p>
-    <w:p/>
     <w:p>
       <w:pPr>
+        <w:spacing w:line="259" w:lineRule="auto" w:after="60"/>
+      </w:pPr>
+    </w:p>
+    <w:p>
+      <w:pPr>
         <w:pStyle w:val="ListNumber"/>
+        <w:spacing w:line="259" w:lineRule="auto" w:after="60"/>
       </w:pPr>
       <w:r>
         <w:rPr>
@@ -1656,6 +2031,7 @@
     <w:p>
       <w:pPr>
         <w:pStyle w:val="ListNumber"/>
+        <w:spacing w:line="259" w:lineRule="auto" w:after="60"/>
       </w:pPr>
       <w:r>
         <w:rPr>
@@ -1668,6 +2044,7 @@
     <w:p>
       <w:pPr>
         <w:pStyle w:val="ListNumber"/>
+        <w:spacing w:line="259" w:lineRule="auto" w:after="60"/>
       </w:pPr>
       <w:r>
         <w:rPr>
@@ -1680,6 +2057,7 @@
     <w:p>
       <w:pPr>
         <w:pStyle w:val="ListNumber"/>
+        <w:spacing w:line="259" w:lineRule="auto" w:after="60"/>
       </w:pPr>
       <w:r>
         <w:rPr>
@@ -1692,6 +2070,7 @@
     <w:p>
       <w:pPr>
         <w:pStyle w:val="ListNumber"/>
+        <w:spacing w:line="259" w:lineRule="auto" w:after="60"/>
       </w:pPr>
       <w:r>
         <w:rPr>
@@ -1704,6 +2083,7 @@
     <w:p>
       <w:pPr>
         <w:pStyle w:val="ListNumber"/>
+        <w:spacing w:line="259" w:lineRule="auto" w:after="60"/>
       </w:pPr>
       <w:r>
         <w:rPr>
@@ -1716,6 +2096,7 @@
     <w:p>
       <w:pPr>
         <w:pStyle w:val="ListNumber"/>
+        <w:spacing w:line="259" w:lineRule="auto" w:after="60"/>
       </w:pPr>
       <w:r>
         <w:rPr>
@@ -1728,6 +2109,7 @@
     <w:p>
       <w:pPr>
         <w:pStyle w:val="ListNumber"/>
+        <w:spacing w:line="259" w:lineRule="auto" w:after="60"/>
       </w:pPr>
       <w:r>
         <w:rPr>
@@ -1740,6 +2122,7 @@
     <w:p>
       <w:pPr>
         <w:pStyle w:val="ListNumber"/>
+        <w:spacing w:line="259" w:lineRule="auto" w:after="60"/>
       </w:pPr>
       <w:r>
         <w:rPr>
@@ -1752,6 +2135,7 @@
     <w:p>
       <w:pPr>
         <w:pStyle w:val="ListNumber"/>
+        <w:spacing w:line="259" w:lineRule="auto" w:after="60"/>
       </w:pPr>
       <w:r>
         <w:rPr>
@@ -1764,6 +2148,7 @@
     <w:p>
       <w:pPr>
         <w:pStyle w:val="ListNumber"/>
+        <w:spacing w:line="259" w:lineRule="auto" w:after="60"/>
       </w:pPr>
       <w:r>
         <w:rPr>
@@ -1776,6 +2161,7 @@
     <w:p>
       <w:pPr>
         <w:pStyle w:val="ListNumber"/>
+        <w:spacing w:line="259" w:lineRule="auto" w:after="60"/>
       </w:pPr>
       <w:r>
         <w:rPr>
@@ -1785,21 +2171,38 @@
         <w:t>Wenn der Investor Director gegen den Budget-Beschluss stimmt, kann ich ihn dann überstimmen?</w:t>
       </w:r>
     </w:p>
-    <w:p/>
-    <w:p/>
-    <w:p/>
     <w:p>
       <w:pPr>
+        <w:spacing w:line="259" w:lineRule="auto" w:after="60"/>
+      </w:pPr>
+    </w:p>
+    <w:p>
+      <w:pPr>
+        <w:spacing w:line="259" w:lineRule="auto" w:after="60"/>
+      </w:pPr>
+    </w:p>
+    <w:p>
+      <w:pPr>
+        <w:spacing w:line="259" w:lineRule="auto" w:after="60"/>
+      </w:pPr>
+    </w:p>
+    <w:p>
+      <w:pPr>
         <w:pStyle w:val="Heading2"/>
+        <w:spacing w:line="259" w:lineRule="auto" w:after="60"/>
       </w:pPr>
       <w:r>
         <w:t>K Hildemars Bewertung (intern, nicht für den Datenraum)</w:t>
       </w:r>
     </w:p>
-    <w:p/>
     <w:p>
       <w:pPr>
-        <w:spacing w:after="80"/>
+        <w:spacing w:line="259" w:lineRule="auto" w:after="60"/>
+      </w:pPr>
+    </w:p>
+    <w:p>
+      <w:pPr>
+        <w:spacing w:after="80" w:line="259" w:lineRule="auto"/>
         <w:jc w:val="both"/>
       </w:pPr>
       <w:r>
@@ -1810,10 +2213,15 @@
         <w:t>Hauptrisiken in absteigender Reihenfolge für das Deal-Closing:</w:t>
       </w:r>
     </w:p>
-    <w:p/>
     <w:p>
       <w:pPr>
+        <w:spacing w:line="259" w:lineRule="auto" w:after="60"/>
+      </w:pPr>
+    </w:p>
+    <w:p>
+      <w:pPr>
         <w:pStyle w:val="ListNumber"/>
+        <w:spacing w:line="259" w:lineRule="auto" w:after="60"/>
       </w:pPr>
       <w:r>
         <w:rPr>
@@ -1826,6 +2234,7 @@
     <w:p>
       <w:pPr>
         <w:pStyle w:val="ListNumber"/>
+        <w:spacing w:line="259" w:lineRule="auto" w:after="60"/>
       </w:pPr>
       <w:r>
         <w:rPr>
@@ -1838,6 +2247,7 @@
     <w:p>
       <w:pPr>
         <w:pStyle w:val="ListNumber"/>
+        <w:spacing w:line="259" w:lineRule="auto" w:after="60"/>
       </w:pPr>
       <w:r>
         <w:rPr>
@@ -1850,6 +2260,7 @@
     <w:p>
       <w:pPr>
         <w:pStyle w:val="ListNumber"/>
+        <w:spacing w:line="259" w:lineRule="auto" w:after="60"/>
       </w:pPr>
       <w:r>
         <w:rPr>
@@ -1862,6 +2273,7 @@
     <w:p>
       <w:pPr>
         <w:pStyle w:val="ListNumber"/>
+        <w:spacing w:line="259" w:lineRule="auto" w:after="60"/>
       </w:pPr>
       <w:r>
         <w:rPr>
@@ -1874,6 +2286,7 @@
     <w:p>
       <w:pPr>
         <w:pStyle w:val="ListNumber"/>
+        <w:spacing w:line="259" w:lineRule="auto" w:after="60"/>
       </w:pPr>
       <w:r>
         <w:rPr>
@@ -1886,6 +2299,7 @@
     <w:p>
       <w:pPr>
         <w:pStyle w:val="ListNumber"/>
+        <w:spacing w:line="259" w:lineRule="auto" w:after="60"/>
       </w:pPr>
       <w:r>
         <w:rPr>
@@ -1898,6 +2312,7 @@
     <w:p>
       <w:pPr>
         <w:pStyle w:val="ListNumber"/>
+        <w:spacing w:line="259" w:lineRule="auto" w:after="60"/>
       </w:pPr>
       <w:r>
         <w:rPr>
@@ -1907,10 +2322,14 @@
         <w:t>Vesting-Reset und Cliff-Diskussion.</w:t>
       </w:r>
     </w:p>
-    <w:p/>
     <w:p>
       <w:pPr>
-        <w:spacing w:after="80"/>
+        <w:spacing w:line="259" w:lineRule="auto" w:after="60"/>
+      </w:pPr>
+    </w:p>
+    <w:p>
+      <w:pPr>
+        <w:spacing w:after="80" w:line="259" w:lineRule="auto"/>
         <w:jc w:val="both"/>
       </w:pPr>
       <w:r>
@@ -1925,7 +2344,7 @@
       <w:headerReference w:type="default" r:id="rId9"/>
       <w:footerReference w:type="default" r:id="rId10"/>
       <w:pgSz w:w="11909" w:h="16834"/>
-      <w:pgMar w:top="1037" w:right="1123" w:bottom="1037" w:left="1123" w:header="720" w:footer="720" w:gutter="0"/>
+      <w:pgMar w:top="1191" w:right="1247" w:bottom="1134" w:left="1361" w:header="720" w:footer="720" w:gutter="0"/>
       <w:cols w:space="720"/>
       <w:docGrid w:linePitch="360"/>
     </w:sectPr>
@@ -2324,7 +2743,7 @@
     <w:rsid w:val="00FC693F"/>
     <w:rPr>
       <w:rFonts w:ascii="Times New Roman" w:hAnsi="Times New Roman"/>
-      <w:sz w:val="21"/>
+      <w:sz w:val="22"/>
     </w:rPr>
   </w:style>
   <w:style w:type="paragraph" w:styleId="Header">
@@ -2390,7 +2809,7 @@
       <w:b/>
       <w:bCs/>
       <w:color w:val="365F91" w:themeColor="accent1" w:themeShade="BF"/>
-      <w:sz w:val="30"/>
+      <w:sz w:val="28"/>
       <w:szCs w:val="28"/>
     </w:rPr>
   </w:style>
@@ -2414,7 +2833,7 @@
       <w:b/>
       <w:bCs/>
       <w:color w:val="4F81BD" w:themeColor="accent1"/>
-      <w:sz w:val="25"/>
+      <w:sz w:val="24"/>
       <w:szCs w:val="26"/>
     </w:rPr>
   </w:style>
@@ -2676,11 +3095,12 @@
       <w:contextualSpacing/>
     </w:pPr>
     <w:rPr>
-      <w:rFonts w:asciiTheme="majorHAnsi" w:eastAsiaTheme="majorEastAsia" w:hAnsiTheme="majorHAnsi" w:cstheme="majorBidi"/>
+      <w:rFonts w:asciiTheme="majorHAnsi" w:eastAsiaTheme="majorEastAsia" w:hAnsiTheme="majorHAnsi" w:cstheme="majorBidi" w:ascii="Times New Roman" w:hAnsi="Times New Roman"/>
+      <w:b/>
       <w:color w:val="17365D" w:themeColor="text2" w:themeShade="BF"/>
       <w:spacing w:val="5"/>
       <w:kern w:val="28"/>
-      <w:sz w:val="52"/>
+      <w:sz w:val="30"/>
       <w:szCs w:val="52"/>
     </w:rPr>
   </w:style>
